--- a/public/samples/resume-cv_002.docx
+++ b/public/samples/resume-cv_002.docx
@@ -3,73 +3,254 @@
 <w:document xmlns:wpc="http://schemas.microsoft.com/office/word/2010/wordprocessingCanvas" xmlns:mo="http://schemas.microsoft.com/office/mac/office/2008/main" xmlns:mc="http://schemas.openxmlformats.org/markup-compatibility/2006" xmlns:mv="urn:schemas-microsoft-com:mac:vml" xmlns:o="urn:schemas-microsoft-com:office:office" xmlns:r="http://schemas.openxmlformats.org/officeDocument/2006/relationships" xmlns:m="http://schemas.openxmlformats.org/officeDocument/2006/math" xmlns:v="urn:schemas-microsoft-com:vml" xmlns:wp14="http://schemas.microsoft.com/office/word/2010/wordprocessingDrawing" xmlns:wp="http://schemas.openxmlformats.org/drawingml/2006/wordprocessingDrawing" xmlns:w10="urn:schemas-microsoft-com:office:word" xmlns:w="http://schemas.openxmlformats.org/wordprocessingml/2006/main" xmlns:w14="http://schemas.microsoft.com/office/word/2010/wordml" xmlns:wpg="http://schemas.microsoft.com/office/word/2010/wordprocessingGroup" xmlns:wpi="http://schemas.microsoft.com/office/word/2010/wordprocessingInk" xmlns:wne="http://schemas.microsoft.com/office/word/2006/wordml" xmlns:wps="http://schemas.microsoft.com/office/word/2010/wordprocessingShape" mc:Ignorable="w14 wp14">
   <w:body>
     <w:p>
+      <w:pPr>
+        <w:spacing w:after="60"/>
+      </w:pPr>
       <w:r>
-        <w:t>姓名：周启明</w:t>
+        <w:rPr>
+          <w:b/>
+          <w:color w:val="111111"/>
+          <w:sz w:val="48"/>
+        </w:rPr>
+        <w:t>周启明</w:t>
+      </w:r>
+    </w:p>
+    <w:p>
+      <w:pPr>
+        <w:spacing w:after="240"/>
+      </w:pPr>
+      <w:r>
+        <w:rPr>
+          <w:color w:val="555555"/>
+          <w:sz w:val="20"/>
+        </w:rPr>
+        <w:t>求职意向：大模型应用开发工程师　｜　4 年经验　｜　期望：28-42K</w:t>
+      </w:r>
+    </w:p>
+    <w:p>
+      <w:pPr>
+        <w:pStyle w:val="Heading1"/>
+      </w:pPr>
+      <w:r>
+        <w:t>个人概况</w:t>
       </w:r>
     </w:p>
     <w:p>
       <w:r>
-        <w:t>求职意向：大模型应用开发</w:t>
+        <w:t>4 年后端与大模型应用经验，聚焦客服和运营场景的智能体研发。熟悉用中文业务概念抽象工具协议，并通过状态机、失败补偿与评测体系把 Demo 推进到稳定生产服务。</w:t>
       </w:r>
     </w:p>
     <w:p>
+      <w:pPr>
+        <w:pStyle w:val="Heading1"/>
+      </w:pPr>
       <w:r>
-        <w:t>教育经历：南港大学 软件工程 硕士 2018-2021；江宁学院 软件工程 本科 2014-2018</w:t>
+        <w:t>工作经历</w:t>
       </w:r>
     </w:p>
     <w:p>
+      <w:pPr>
+        <w:pStyle w:val="Heading2"/>
+      </w:pPr>
       <w:r>
-        <w:t>工作经历：</w:t>
+        <w:t>北纬实验室｜智能体研发工程师｜2022.01-至今</w:t>
       </w:r>
     </w:p>
     <w:p>
+      <w:pPr>
+        <w:pStyle w:val="ListBullet"/>
+      </w:pPr>
       <w:r>
-        <w:t>北纬实验室 | 智能体研发工程师 | 2022.01-至今</w:t>
+        <w:t>搭建客服中台多智能体系统，由意图识别、知识检索、工具执行和质检智能体协同处理售前与售后会话。</w:t>
       </w:r>
     </w:p>
     <w:p>
+      <w:pPr>
+        <w:pStyle w:val="ListBullet"/>
+      </w:pPr>
       <w:r>
-        <w:t>基于大模型搭建客服中台多智能体：意图识别智能体、工具执行智能体与质检智能体协同。把业务接口封装成工具调用（tool calling），含签名校验与失败补偿。用提示词工程维护系统提示词版本，按场景做少样本替换。</w:t>
+        <w:t>将订单、物流、退款和会员接口封装为 16 个 Tool Calling 工具，补充签名校验、重放防护、失败补偿和人工确认。</w:t>
       </w:r>
     </w:p>
     <w:p>
+      <w:pPr>
+        <w:pStyle w:val="ListBullet"/>
+      </w:pPr>
       <w:r>
-        <w:t>问舟信息 | 后端开发 | 2021.07-2021.12</w:t>
+        <w:t>使用 LCEL 与 LangGraph 构建状态机，支持上下文压缩、断点恢复和按业务风险动态路由模型。</w:t>
       </w:r>
     </w:p>
     <w:p>
+      <w:pPr>
+        <w:pStyle w:val="ListBullet"/>
+      </w:pPr>
       <w:r>
-        <w:t>使用 Python 做内部审批流，后续被智能体侧复用为可调用工具。</w:t>
+        <w:t>维护系统提示词和少样本模板版本，设计 320 条场景评测集，使核心意图识别准确率达到 93%。</w:t>
       </w:r>
     </w:p>
     <w:p>
+      <w:pPr>
+        <w:pStyle w:val="ListBullet"/>
+      </w:pPr>
       <w:r>
-        <w:t>项目：</w:t>
+        <w:t>负责服务监控与成本优化，通过缓存、模型分级和批量摘要将单会话平均推理成本降低 27%。</w:t>
       </w:r>
     </w:p>
     <w:p>
+      <w:pPr>
+        <w:pStyle w:val="Heading2"/>
+      </w:pPr>
       <w:r>
-        <w:t>「舟问」客服中台：日均会话 8000+，人工接管率下降 18%。编排侧使用 LangChain 生态的 LCEL 与图工作流（常称 LangGraph）做状态机。</w:t>
+        <w:t>问舟信息｜Python 后端开发｜2021.07-2021.12</w:t>
       </w:r>
     </w:p>
     <w:p>
+      <w:pPr>
+        <w:pStyle w:val="ListBullet"/>
+      </w:pPr>
       <w:r>
-        <w:t>技能：Python、大模型、工具调用、多智能体、提示词工程、LCEL、LangGraph</w:t>
+        <w:t>使用 Python 和 PostgreSQL 开发内部审批流，覆盖权限申请、费用报销和合同用印。</w:t>
       </w:r>
     </w:p>
     <w:p>
+      <w:pPr>
+        <w:pStyle w:val="ListBullet"/>
+      </w:pPr>
       <w:r>
-        <w:t>4 年相关经验。技能表述多用中文别名，与英文栈等价。</w:t>
+        <w:t>沉淀统一的权限校验与操作审计模块，后续被智能体侧复用为可调用工具。</w:t>
+      </w:r>
+    </w:p>
+    <w:p>
+      <w:pPr>
+        <w:pStyle w:val="Heading1"/>
+      </w:pPr>
+      <w:r>
+        <w:t>项目经历</w:t>
+      </w:r>
+    </w:p>
+    <w:p>
+      <w:pPr>
+        <w:pStyle w:val="Heading2"/>
+      </w:pPr>
+      <w:r>
+        <w:t>“舟问”客服中台｜核心开发</w:t>
+      </w:r>
+    </w:p>
+    <w:p>
+      <w:pPr>
+        <w:pStyle w:val="ListBullet"/>
+      </w:pPr>
+      <w:r>
+        <w:t>系统日均会话 8000+，自动解决率提升 21%，人工接管率下降 18%。</w:t>
+      </w:r>
+    </w:p>
+    <w:p>
+      <w:pPr>
+        <w:pStyle w:val="ListBullet"/>
+      </w:pPr>
+      <w:r>
+        <w:t>为退款、改址等高风险操作设计二次确认与补偿事务，连续 6 个月未发生越权写入事故。</w:t>
+      </w:r>
+    </w:p>
+    <w:p>
+      <w:pPr>
+        <w:pStyle w:val="ListBullet"/>
+      </w:pPr>
+      <w:r>
+        <w:t>建设会话 tracing 与质检回放页，支持按工具、模型、提示词版本定位失败原因。</w:t>
+      </w:r>
+    </w:p>
+    <w:p>
+      <w:pPr>
+        <w:pStyle w:val="Heading1"/>
+      </w:pPr>
+      <w:r>
+        <w:t>专业技能</w:t>
+      </w:r>
+    </w:p>
+    <w:p>
+      <w:pPr>
+        <w:pStyle w:val="ListBullet"/>
+      </w:pPr>
+      <w:r>
+        <w:t>语言与框架：Python、FastAPI、LangChain、LCEL、LangGraph</w:t>
+      </w:r>
+    </w:p>
+    <w:p>
+      <w:pPr>
+        <w:pStyle w:val="ListBullet"/>
+      </w:pPr>
+      <w:r>
+        <w:t>Agent 工程：工具调用、多智能体、提示词工程、RAG、状态机编排</w:t>
+      </w:r>
+    </w:p>
+    <w:p>
+      <w:pPr>
+        <w:pStyle w:val="ListBullet"/>
+      </w:pPr>
+      <w:r>
+        <w:t>工程能力：PostgreSQL、Redis、Docker、日志追踪、离线评测</w:t>
+      </w:r>
+    </w:p>
+    <w:p>
+      <w:pPr>
+        <w:pStyle w:val="ListBullet"/>
+      </w:pPr>
+      <w:r>
+        <w:t>语言：英语 CET-6，可阅读英文技术文档并参与跨团队技术评审</w:t>
+      </w:r>
+    </w:p>
+    <w:p>
+      <w:pPr>
+        <w:pStyle w:val="Heading1"/>
+      </w:pPr>
+      <w:r>
+        <w:t>教育经历</w:t>
+      </w:r>
+    </w:p>
+    <w:p>
+      <w:pPr>
+        <w:pStyle w:val="ListBullet"/>
+      </w:pPr>
+      <w:r>
+        <w:t>南港大学｜软件工程｜硕士｜2018.09-2021.06</w:t>
+      </w:r>
+    </w:p>
+    <w:p>
+      <w:pPr>
+        <w:pStyle w:val="ListBullet"/>
+      </w:pPr>
+      <w:r>
+        <w:t>江宁学院｜软件工程｜本科｜2014.09-2018.06</w:t>
       </w:r>
     </w:p>
     <w:sectPr>
+      <w:footerReference w:type="default" r:id="rId9"/>
       <w:pgSz w:w="12240" w:h="15840"/>
-      <w:pgMar w:top="1440" w:right="1800" w:bottom="1440" w:left="1800" w:header="720" w:footer="720" w:gutter="0"/>
+      <w:pgMar w:top="1440" w:right="1440" w:bottom="1440" w:left="1440" w:header="708" w:footer="708" w:gutter="0"/>
       <w:cols w:space="720"/>
       <w:docGrid w:linePitch="360"/>
     </w:sectPr>
   </w:body>
 </w:document>
+</file>
+
+<file path=word/footer1.xml><?xml version="1.0" encoding="utf-8"?>
+<w:ftr xmlns:m="http://schemas.openxmlformats.org/officeDocument/2006/math" xmlns:mc="http://schemas.openxmlformats.org/markup-compatibility/2006" xmlns:mo="http://schemas.microsoft.com/office/mac/office/2008/main" xmlns:mv="urn:schemas-microsoft-com:mac:vml" xmlns:o="urn:schemas-microsoft-com:office:office" xmlns:r="http://schemas.openxmlformats.org/officeDocument/2006/relationships" xmlns:v="urn:schemas-microsoft-com:vml" xmlns:w10="urn:schemas-microsoft-com:office:word" xmlns:w14="http://schemas.microsoft.com/office/word/2010/wordml" xmlns:w="http://schemas.openxmlformats.org/wordprocessingml/2006/main" xmlns:wne="http://schemas.microsoft.com/office/word/2006/wordml" xmlns:wp14="http://schemas.microsoft.com/office/word/2010/wordprocessingDrawing" xmlns:wp="http://schemas.openxmlformats.org/drawingml/2006/wordprocessingDrawing" xmlns:wpc="http://schemas.microsoft.com/office/word/2010/wordprocessingCanvas" xmlns:wpg="http://schemas.microsoft.com/office/word/2010/wordprocessingGroup" xmlns:wpi="http://schemas.microsoft.com/office/word/2010/wordprocessingInk" xmlns:wps="http://schemas.microsoft.com/office/word/2010/wordprocessingShape" mc:Ignorable="w14 wp14">
+  <w:p>
+    <w:pPr>
+      <w:pStyle w:val="Footer"/>
+      <w:jc w:val="center"/>
+    </w:pPr>
+    <w:r>
+      <w:rPr>
+        <w:color w:val="7D7D7D"/>
+        <w:sz w:val="18"/>
+      </w:rPr>
+      <w:t>简历中台公开演示样例 · 人物、组织与数据均为虚构</w:t>
+    </w:r>
+  </w:p>
+</w:ftr>
 </file>
 
 <file path=word/numbering.xml><?xml version="1.0" encoding="utf-8"?>
@@ -435,6 +616,12 @@
     <w:name w:val="Normal"/>
     <w:qFormat/>
     <w:rsid w:val="00FC693F"/>
+    <w:pPr>
+      <w:spacing w:after="120" w:line="300" w:lineRule="auto"/>
+    </w:pPr>
+    <w:rPr>
+      <w:sz w:val="22"/>
+    </w:rPr>
   </w:style>
   <w:style w:type="paragraph" w:styleId="Header">
     <w:name w:val="header"/>
@@ -491,15 +678,15 @@
     <w:pPr>
       <w:keepNext/>
       <w:keepLines/>
-      <w:spacing w:before="480" w:after="0"/>
+      <w:spacing w:before="360" w:after="200"/>
       <w:outlineLvl w:val="0"/>
     </w:pPr>
     <w:rPr>
       <w:rFonts w:asciiTheme="majorHAnsi" w:eastAsiaTheme="majorEastAsia" w:hAnsiTheme="majorHAnsi" w:cstheme="majorBidi"/>
       <w:b/>
       <w:bCs/>
-      <w:color w:val="365F91" w:themeColor="accent1" w:themeShade="BF"/>
-      <w:sz w:val="28"/>
+      <w:color w:val="2E74B5"/>
+      <w:sz w:val="32"/>
       <w:szCs w:val="28"/>
     </w:rPr>
   </w:style>
@@ -515,14 +702,14 @@
     <w:pPr>
       <w:keepNext/>
       <w:keepLines/>
-      <w:spacing w:before="200" w:after="0"/>
+      <w:spacing w:before="280" w:after="140"/>
       <w:outlineLvl w:val="1"/>
     </w:pPr>
     <w:rPr>
       <w:rFonts w:asciiTheme="majorHAnsi" w:eastAsiaTheme="majorEastAsia" w:hAnsiTheme="majorHAnsi" w:cstheme="majorBidi"/>
       <w:b/>
       <w:bCs/>
-      <w:color w:val="4F81BD" w:themeColor="accent1"/>
+      <w:color w:val="2E74B5"/>
       <w:sz w:val="26"/>
       <w:szCs w:val="26"/>
     </w:rPr>
@@ -539,14 +726,15 @@
     <w:pPr>
       <w:keepNext/>
       <w:keepLines/>
-      <w:spacing w:before="200" w:after="0"/>
+      <w:spacing w:before="200" w:after="100"/>
       <w:outlineLvl w:val="2"/>
     </w:pPr>
     <w:rPr>
       <w:rFonts w:asciiTheme="majorHAnsi" w:eastAsiaTheme="majorEastAsia" w:hAnsiTheme="majorHAnsi" w:cstheme="majorBidi"/>
       <w:b/>
       <w:bCs/>
-      <w:color w:val="4F81BD" w:themeColor="accent1"/>
+      <w:color w:val="1F4D78"/>
+      <w:sz w:val="24"/>
     </w:rPr>
   </w:style>
   <w:style w:type="paragraph" w:styleId="Heading4">
@@ -962,8 +1150,13 @@
       <w:numPr>
         <w:numId w:val="1"/>
       </w:numPr>
+      <w:spacing w:after="80" w:line="300" w:lineRule="auto"/>
+      <w:ind w:left="540" w:hanging="271"/>
       <w:contextualSpacing/>
     </w:pPr>
+    <w:rPr>
+      <w:sz w:val="22"/>
+    </w:rPr>
   </w:style>
   <w:style w:type="paragraph" w:styleId="ListBullet2">
     <w:name w:val="List Bullet 2"/>

--- a/public/samples/resume-cv_002.docx
+++ b/public/samples/resume-cv_002.docx
@@ -37,7 +37,7 @@
     </w:p>
     <w:p>
       <w:r>
-        <w:t>4 年后端与大模型应用经验，聚焦客服和运营场景的智能体研发。熟悉用中文业务概念抽象工具协议，并通过状态机、失败补偿与评测体系把 Demo 推进到稳定生产服务。</w:t>
+        <w:t>4 年后端与大模型应用经验，聚焦客服和运营场景的智能体研发。熟悉用中文业务概念抽象工具协议，并通过状态机、失败补偿与评测体系把智能体原型推进到稳定生产服务。</w:t>
       </w:r>
     </w:p>
     <w:p>
@@ -53,7 +53,7 @@
         <w:pStyle w:val="Heading2"/>
       </w:pPr>
       <w:r>
-        <w:t>北纬实验室｜智能体研发工程师｜2022.01-至今</w:t>
+        <w:t>北纬实验室｜智能体研发工程师｜2022.07-至今</w:t>
       </w:r>
     </w:p>
     <w:p>
@@ -61,7 +61,7 @@
         <w:pStyle w:val="ListBullet"/>
       </w:pPr>
       <w:r>
-        <w:t>搭建客服中台多智能体系统，由意图识别、知识检索、工具执行和质检智能体协同处理售前与售后会话。</w:t>
+        <w:t>基于 LangChain 搭建 Multi-Agent 协作，由意图识别、知识检索、工具执行和质检智能体完成任务拆解、记忆、重试与人工接管。</w:t>
       </w:r>
     </w:p>
     <w:p>
@@ -85,7 +85,7 @@
         <w:pStyle w:val="ListBullet"/>
       </w:pPr>
       <w:r>
-        <w:t>维护系统提示词和少样本模板版本，设计 320 条场景评测集，使核心意图识别准确率达到 93%。</w:t>
+        <w:t>围绕 Function Calling 维护 Prompt Engineering 系统提示词和少样本模板，设计 320 条场景评测集，使核心意图识别准确率达到 93%。</w:t>
       </w:r>
     </w:p>
     <w:p>
@@ -181,7 +181,7 @@
         <w:pStyle w:val="ListBullet"/>
       </w:pPr>
       <w:r>
-        <w:t>Agent 工程：工具调用、多智能体、提示词工程、RAG、状态机编排</w:t>
+        <w:t>Agent 工程：Function Calling、Multi-Agent、Prompt Engineering、RAG、状态机编排</w:t>
       </w:r>
     </w:p>
     <w:p>
@@ -213,7 +213,7 @@
         <w:pStyle w:val="ListBullet"/>
       </w:pPr>
       <w:r>
-        <w:t>南港大学｜软件工程｜硕士｜2018.09-2021.06</w:t>
+        <w:t>南港大学｜软件工程｜硕士</w:t>
       </w:r>
     </w:p>
     <w:p>
@@ -221,7 +221,7 @@
         <w:pStyle w:val="ListBullet"/>
       </w:pPr>
       <w:r>
-        <w:t>江宁学院｜软件工程｜本科｜2014.09-2018.06</w:t>
+        <w:t>江宁学院｜软件工程｜本科</w:t>
       </w:r>
     </w:p>
     <w:sectPr>
